--- a/assets/resume/Jonrich_Bascug_Fullstack.docx
+++ b/assets/resume/Jonrich_Bascug_Fullstack.docx
@@ -547,7 +547,7 @@
           <w:b w:val="0"/>
           <w:i w:val="0"/>
         </w:rPr>
-        <w:t>Shipped a Kotlin Android app that keeps an encrypted, on-device history of dismissed notifications — no account, no analytics, no server — plus optional end-to-end encrypted partner sharing (SQLCipher + Android Keystore).</w:t>
+        <w:t>Shipped a Kotlin Android app that keeps an encrypted, on-device history of dismissed notifications — no account, no analytics, no backend that stores notifications — plus optional end-to-end encrypted partner sharing (SQLCipher + Android Keystore).</w:t>
       </w:r>
     </w:p>
     <w:p>
